--- a/hin/docx/11.content.docx
+++ b/hin/docx/11.content.docx
@@ -19,7 +19,7 @@
         <w:rPr>
           <w:lang w:val="hi_IN" w:bidi="hi_IN"/>
         </w:rPr>
-        <w:t>Resource: अध्ययन नोट्स - पुस्तक परिचय (टिंडेल)</w:t>
+        <w:t>Resource: Tyndale Open Study Notes</w:t>
       </w:r>
       <w:r>
         <w:rPr>
@@ -112,7 +112,7 @@
         <w:rPr>
           <w:lang w:val="hi_IN" w:bidi="hi_IN"/>
         </w:rPr>
-        <w:t>अध्ययन नोट्स - पुस्तक परिचय (टिंडेल)</w:t>
+        <w:t>Tyndale Open Study Notes</w:t>
       </w:r>
     </w:p>
     <w:p>

--- a/hin/docx/11.content.docx
+++ b/hin/docx/11.content.docx
@@ -19,7 +19,7 @@
         <w:rPr>
           <w:lang w:val="hi_IN" w:bidi="hi_IN"/>
         </w:rPr>
-        <w:t>Resource: Tyndale Open Study Notes</w:t>
+        <w:t>Resource: Aquifer Open Study Notes (Book Intros)</w:t>
       </w:r>
       <w:r>
         <w:rPr>
@@ -112,7 +112,7 @@
         <w:rPr>
           <w:lang w:val="hi_IN" w:bidi="hi_IN"/>
         </w:rPr>
-        <w:t>Tyndale Open Study Notes</w:t>
+        <w:t>Aquifer Open Study Notes (Book Intros)</w:t>
       </w:r>
     </w:p>
     <w:p>

--- a/hin/docx/11.content.docx
+++ b/hin/docx/11.content.docx
@@ -245,36 +245,24 @@
         </w:rPr>
         <w:t>" (</w:t>
       </w:r>
-      <w:hyperlink r:id="rId13">
-        <w:r>
-          <w:rPr>
-            <w:lang w:val="hi_IN" w:bidi="hi_IN"/>
-          </w:rPr>
-          <w:rPr>
-            <w:color w:val="0000EE"/>
-            <w:u w:val="single"/>
-          </w:rPr>
-          <w:t>1 रा 10:2</w:t>
-        </w:r>
-      </w:hyperlink>
+      <w:r>
+        <w:rPr>
+          <w:lang w:val="hi_IN" w:bidi="hi_IN"/>
+        </w:rPr>
+        <w:t>1 रा 10:2</w:t>
+      </w:r>
       <w:r>
         <w:rPr>
           <w:lang w:val="hi_IN" w:bidi="hi_IN"/>
         </w:rPr>
         <w:t>)। शेबा की रानी ने सुलैमान के राज्य की महिमा की पुष्टि करते हुए कहा, "तेरे कामों और बुद्धिमानी की जो कीर्ति मैंने अपने देश में सुनी थी वह सच ही है। परन्तु जब तक मैंने आप ही आकर अपनी आँखों से यह न देखा, तब तक मैंने उन बातों पर विश्वास न किया, परन्तु इसका आधा भी मुझे न बताया गया था; तेरी बुद्धिमानी और कल्याण उस कीर्ति से भी बढ़कर है, जो मैंने सुनी थी" (</w:t>
       </w:r>
-      <w:hyperlink r:id="rId14">
-        <w:r>
-          <w:rPr>
-            <w:lang w:val="hi_IN" w:bidi="hi_IN"/>
-          </w:rPr>
-          <w:rPr>
-            <w:color w:val="0000EE"/>
-            <w:u w:val="single"/>
-          </w:rPr>
-          <w:t>10:6–7</w:t>
-        </w:r>
-      </w:hyperlink>
+      <w:r>
+        <w:rPr>
+          <w:lang w:val="hi_IN" w:bidi="hi_IN"/>
+        </w:rPr>
+        <w:t>10:6–7</w:t>
+      </w:r>
       <w:r>
         <w:rPr>
           <w:lang w:val="hi_IN" w:bidi="hi_IN"/>
@@ -318,18 +306,12 @@
         </w:rPr>
         <w:t>” (</w:t>
       </w:r>
-      <w:hyperlink r:id="rId15">
-        <w:r>
-          <w:rPr>
-            <w:lang w:val="hi_IN" w:bidi="hi_IN"/>
-          </w:rPr>
-          <w:rPr>
-            <w:color w:val="0000EE"/>
-            <w:u w:val="single"/>
-          </w:rPr>
-          <w:t>4:21</w:t>
-        </w:r>
-      </w:hyperlink>
+      <w:r>
+        <w:rPr>
+          <w:lang w:val="hi_IN" w:bidi="hi_IN"/>
+        </w:rPr>
+        <w:t>4:21</w:t>
+      </w:r>
       <w:r>
         <w:rPr>
           <w:lang w:val="hi_IN" w:bidi="hi_IN"/>
@@ -376,18 +358,12 @@
         </w:rPr>
         <w:t>" (</w:t>
       </w:r>
-      <w:hyperlink r:id="rId16">
-        <w:r>
-          <w:rPr>
-            <w:lang w:val="hi_IN" w:bidi="hi_IN"/>
-          </w:rPr>
-          <w:rPr>
-            <w:color w:val="0000EE"/>
-            <w:u w:val="single"/>
-          </w:rPr>
-          <w:t>11:4</w:t>
-        </w:r>
-      </w:hyperlink>
+      <w:r>
+        <w:rPr>
+          <w:lang w:val="hi_IN" w:bidi="hi_IN"/>
+        </w:rPr>
+        <w:t>11:4</w:t>
+      </w:r>
       <w:r>
         <w:rPr>
           <w:lang w:val="hi_IN" w:bidi="hi_IN"/>
@@ -408,36 +384,24 @@
         </w:rPr>
         <w:t xml:space="preserve">उत्तरी और दक्षिणी इब्री गोत्रो के बीच सुलगते तनाव 931 ईसा पूर्व में सुलैमान की मृत्यु के साथ सामने आए। परिणामी विभाजन ने राज्य को इस्राएल (उत्तरी दस गोत्र) और यहूदा (शेष दो दक्षिणी गोत्र) में पुनर्गठित किया। पहले दो उत्तरी राजवंशों के युग और यहूदा के पहले तीन राजाओं (931 ~ 874 ईसा पूर्व) के शासनकाल के दौरान इस्राएल और यहूदा के बीच बार-बार झड़पें हुईं। शत्रुता तब कम हुई जब इस्राएल के राजा अहाब और यहूदा के राजा यहोशापात ने अरामियों के खिलाफ एक आम कारण पाया (अध्याय </w:t>
       </w:r>
-      <w:hyperlink r:id="rId17">
-        <w:r>
-          <w:rPr>
-            <w:lang w:val="hi_IN" w:bidi="hi_IN"/>
-          </w:rPr>
-          <w:rPr>
-            <w:color w:val="0000EE"/>
-            <w:u w:val="single"/>
-          </w:rPr>
-          <w:t>20</w:t>
-        </w:r>
-      </w:hyperlink>
+      <w:r>
+        <w:rPr>
+          <w:lang w:val="hi_IN" w:bidi="hi_IN"/>
+        </w:rPr>
+        <w:t>20</w:t>
+      </w:r>
       <w:r>
         <w:rPr>
           <w:lang w:val="hi_IN" w:bidi="hi_IN"/>
         </w:rPr>
         <w:t xml:space="preserve">, </w:t>
       </w:r>
-      <w:hyperlink r:id="rId18">
-        <w:r>
-          <w:rPr>
-            <w:lang w:val="hi_IN" w:bidi="hi_IN"/>
-          </w:rPr>
-          <w:rPr>
-            <w:color w:val="0000EE"/>
-            <w:u w:val="single"/>
-          </w:rPr>
-          <w:t>22</w:t>
-        </w:r>
-      </w:hyperlink>
+      <w:r>
+        <w:rPr>
+          <w:lang w:val="hi_IN" w:bidi="hi_IN"/>
+        </w:rPr>
+        <w:t>22</w:t>
+      </w:r>
       <w:r>
         <w:rPr>
           <w:lang w:val="hi_IN" w:bidi="hi_IN"/>
@@ -472,54 +436,36 @@
         </w:rPr>
         <w:t xml:space="preserve">इस दौरान, दोनों इब्री राज्यों ने आध्यात्मिक रूप से संघर्ष किया। इस्राएल ने सुलैमान के मंदिर में प्रभु की आराधना करना बंद कर दिया, और इस्राएल के उत्तरी राज्य (931–910 ईसा पूर्व) के पहले राजा यारोबाम प्रथम ने धर्मत्यागी धार्मिक प्रथाओं की स्थापना की, जिसने उत्तरी राज्य को भटका दिया (देखें </w:t>
       </w:r>
-      <w:hyperlink r:id="rId19">
-        <w:r>
-          <w:rPr>
-            <w:lang w:val="hi_IN" w:bidi="hi_IN"/>
-          </w:rPr>
-          <w:rPr>
-            <w:color w:val="0000EE"/>
-            <w:u w:val="single"/>
-          </w:rPr>
-          <w:t>2 रा 17:21–23</w:t>
-        </w:r>
-      </w:hyperlink>
+      <w:r>
+        <w:rPr>
+          <w:lang w:val="hi_IN" w:bidi="hi_IN"/>
+        </w:rPr>
+        <w:t>2 रा 17:21–23</w:t>
+      </w:r>
       <w:r>
         <w:rPr>
           <w:lang w:val="hi_IN" w:bidi="hi_IN"/>
         </w:rPr>
         <w:t>)। यहूदा के पहले दो राजा, रहूबियाम और अबिय्याह आध्यात्मिक रूप से कमजोर हो गए, जबकि उनके बाद के दो राजा, आसा और यहोशापात ने अधिक, यद्यपि पूर्ण नहीं, आध्यात्मिक निष्ठा बनाए रखी (</w:t>
       </w:r>
-      <w:hyperlink r:id="rId20">
-        <w:r>
-          <w:rPr>
-            <w:lang w:val="hi_IN" w:bidi="hi_IN"/>
-          </w:rPr>
-          <w:rPr>
-            <w:color w:val="0000EE"/>
-            <w:u w:val="single"/>
-          </w:rPr>
-          <w:t>1 रा 15:11</w:t>
-        </w:r>
-      </w:hyperlink>
+      <w:r>
+        <w:rPr>
+          <w:lang w:val="hi_IN" w:bidi="hi_IN"/>
+        </w:rPr>
+        <w:t>1 रा 15:11</w:t>
+      </w:r>
       <w:r>
         <w:rPr>
           <w:lang w:val="hi_IN" w:bidi="hi_IN"/>
         </w:rPr>
         <w:t xml:space="preserve">; </w:t>
       </w:r>
-      <w:hyperlink r:id="rId21">
-        <w:r>
-          <w:rPr>
-            <w:lang w:val="hi_IN" w:bidi="hi_IN"/>
-          </w:rPr>
-          <w:rPr>
-            <w:color w:val="0000EE"/>
-            <w:u w:val="single"/>
-          </w:rPr>
-          <w:t>22:43</w:t>
-        </w:r>
-      </w:hyperlink>
+      <w:r>
+        <w:rPr>
+          <w:lang w:val="hi_IN" w:bidi="hi_IN"/>
+        </w:rPr>
+        <w:t>22:43</w:t>
+      </w:r>
       <w:r>
         <w:rPr>
           <w:lang w:val="hi_IN" w:bidi="hi_IN"/>
@@ -565,72 +511,48 @@
         </w:rPr>
         <w:t>पहले ग्यारह अध्याय राजा सुलैमान पर केन्द्रित हैं, जो उनके शानदार शासनकाल और बाद में उनके आध्यात्मिक समझौते दोनों का वर्णन करते हैं। सुलैमान की कहानी विवाद में शुरू और खत्म होती है। सुलैमान दाऊद का चुना हुआ उत्तराधिकारी था, लेकिन उसके बड़े भाई अदोनिय्याह ने सिंहासन पर कब्ज़ा करने का प्रयास किया (</w:t>
       </w:r>
-      <w:hyperlink r:id="rId22">
-        <w:r>
-          <w:rPr>
-            <w:lang w:val="hi_IN" w:bidi="hi_IN"/>
-          </w:rPr>
-          <w:rPr>
-            <w:color w:val="0000EE"/>
-            <w:u w:val="single"/>
-          </w:rPr>
-          <w:t>1:1–2:46</w:t>
-        </w:r>
-      </w:hyperlink>
+      <w:r>
+        <w:rPr>
+          <w:lang w:val="hi_IN" w:bidi="hi_IN"/>
+        </w:rPr>
+        <w:t>1:1–2:46</w:t>
+      </w:r>
       <w:r>
         <w:rPr>
           <w:lang w:val="hi_IN" w:bidi="hi_IN"/>
         </w:rPr>
         <w:t>)। सुलैमान ने अदोनिय्याह के प्रतिद्वंद्वी दावे पर विजय प्राप्त की, फिर राज्य को पुनर्गठित करने और इसे और अधिक कुशल बनाने के लिए अपने परमेश्वर-प्रदत्त बुद्धिमत्ता का उपयोग किया। उन्होंने भूमि और समुद्र पर राज्य के वाणिज्यिक विस्तार को सुगम बनाया और व्यापक निर्माण परियोजनाओं को अंजाम दिया, जिसमें अद्भुत मन्दिर और राजभवन परिसर शामिल थे। हालाँकि, अपने शासनकाल के अंत में, सुलैमान की आध्यात्मिक गिरावट (</w:t>
       </w:r>
-      <w:hyperlink r:id="rId23">
-        <w:r>
-          <w:rPr>
-            <w:lang w:val="hi_IN" w:bidi="hi_IN"/>
-          </w:rPr>
-          <w:rPr>
-            <w:color w:val="0000EE"/>
-            <w:u w:val="single"/>
-          </w:rPr>
-          <w:t>11:1–13</w:t>
-        </w:r>
-      </w:hyperlink>
+      <w:r>
+        <w:rPr>
+          <w:lang w:val="hi_IN" w:bidi="hi_IN"/>
+        </w:rPr>
+        <w:t>11:1–13</w:t>
+      </w:r>
       <w:r>
         <w:rPr>
           <w:lang w:val="hi_IN" w:bidi="hi_IN"/>
         </w:rPr>
         <w:t xml:space="preserve">) और दमनकारी प्रशासनिक उपायों (जैसे, </w:t>
       </w:r>
-      <w:hyperlink r:id="rId24">
-        <w:r>
-          <w:rPr>
-            <w:lang w:val="hi_IN" w:bidi="hi_IN"/>
-          </w:rPr>
-          <w:rPr>
-            <w:color w:val="0000EE"/>
-            <w:u w:val="single"/>
-          </w:rPr>
-          <w:t>5:13–18</w:t>
-        </w:r>
-      </w:hyperlink>
+      <w:r>
+        <w:rPr>
+          <w:lang w:val="hi_IN" w:bidi="hi_IN"/>
+        </w:rPr>
+        <w:t>5:13–18</w:t>
+      </w:r>
       <w:r>
         <w:rPr>
           <w:lang w:val="hi_IN" w:bidi="hi_IN"/>
         </w:rPr>
         <w:t>) ने देश के अंदर और बाहर दोनों जगह राजनीतिक विरोधियों को उकसाया (</w:t>
       </w:r>
-      <w:hyperlink r:id="rId25">
-        <w:r>
-          <w:rPr>
-            <w:lang w:val="hi_IN" w:bidi="hi_IN"/>
-          </w:rPr>
-          <w:rPr>
-            <w:color w:val="0000EE"/>
-            <w:u w:val="single"/>
-          </w:rPr>
-          <w:t>11:14–40</w:t>
-        </w:r>
-      </w:hyperlink>
+      <w:r>
+        <w:rPr>
+          <w:lang w:val="hi_IN" w:bidi="hi_IN"/>
+        </w:rPr>
+        <w:t>11:14–40</w:t>
+      </w:r>
       <w:r>
         <w:rPr>
           <w:lang w:val="hi_IN" w:bidi="hi_IN"/>
@@ -651,108 +573,72 @@
         </w:rPr>
         <w:t>परमेश्वर ने सुलैमान को तीन बार दर्शन दिए, जिससे हमें उसकी व्यक्तिगत आध्यात्मिक यात्रा की झलक मिली। पहली बार, सुलैमान के शासनकाल की शुरुआत में, परमेश्वर ने राज्य पर शासन करने के लिए बुद्धि के लिए उसके अनुरोध को स्वीकार किया (</w:t>
       </w:r>
-      <w:hyperlink r:id="rId26">
-        <w:r>
-          <w:rPr>
-            <w:lang w:val="hi_IN" w:bidi="hi_IN"/>
-          </w:rPr>
-          <w:rPr>
-            <w:color w:val="0000EE"/>
-            <w:u w:val="single"/>
-          </w:rPr>
-          <w:t>3:5–15</w:t>
-        </w:r>
-      </w:hyperlink>
+      <w:r>
+        <w:rPr>
+          <w:lang w:val="hi_IN" w:bidi="hi_IN"/>
+        </w:rPr>
+        <w:t>3:5–15</w:t>
+      </w:r>
       <w:r>
         <w:rPr>
           <w:lang w:val="hi_IN" w:bidi="hi_IN"/>
         </w:rPr>
         <w:t>), जिसके परिणामस्वरूप उसे बहुत समृद्धि और सम्मान मिला (</w:t>
       </w:r>
-      <w:hyperlink r:id="rId27">
-        <w:r>
-          <w:rPr>
-            <w:lang w:val="hi_IN" w:bidi="hi_IN"/>
-          </w:rPr>
-          <w:rPr>
-            <w:color w:val="0000EE"/>
-            <w:u w:val="single"/>
-          </w:rPr>
-          <w:t>3:16–8:66</w:t>
-        </w:r>
-      </w:hyperlink>
+      <w:r>
+        <w:rPr>
+          <w:lang w:val="hi_IN" w:bidi="hi_IN"/>
+        </w:rPr>
+        <w:t>3:16–8:66</w:t>
+      </w:r>
       <w:r>
         <w:rPr>
           <w:lang w:val="hi_IN" w:bidi="hi_IN"/>
         </w:rPr>
         <w:t>)। सुलैमान द्वारा मंदिर और महल का निर्माण पूरा करने के बाद, परमेश्वर ने उसे याद दिलाने के लिए दूसरी बार दर्शन दिए कि उसकी निरंतर सफलता आध्यात्मिक निष्ठा पर निर्भर करेगी (</w:t>
       </w:r>
-      <w:hyperlink r:id="rId28">
-        <w:r>
-          <w:rPr>
-            <w:lang w:val="hi_IN" w:bidi="hi_IN"/>
-          </w:rPr>
-          <w:rPr>
-            <w:color w:val="0000EE"/>
-            <w:u w:val="single"/>
-          </w:rPr>
-          <w:t>9:1–9</w:t>
-        </w:r>
-      </w:hyperlink>
+      <w:r>
+        <w:rPr>
+          <w:lang w:val="hi_IN" w:bidi="hi_IN"/>
+        </w:rPr>
+        <w:t>9:1–9</w:t>
+      </w:r>
       <w:r>
         <w:rPr>
           <w:lang w:val="hi_IN" w:bidi="hi_IN"/>
         </w:rPr>
         <w:t>)। हालाँकि, सुलैमान की महान प्रसिद्धि (</w:t>
       </w:r>
-      <w:hyperlink r:id="rId29">
-        <w:r>
-          <w:rPr>
-            <w:lang w:val="hi_IN" w:bidi="hi_IN"/>
-          </w:rPr>
-          <w:rPr>
-            <w:color w:val="0000EE"/>
-            <w:u w:val="single"/>
-          </w:rPr>
-          <w:t>9:10–10:29</w:t>
-        </w:r>
-      </w:hyperlink>
+      <w:r>
+        <w:rPr>
+          <w:lang w:val="hi_IN" w:bidi="hi_IN"/>
+        </w:rPr>
+        <w:t>9:10–10:29</w:t>
+      </w:r>
       <w:r>
         <w:rPr>
           <w:lang w:val="hi_IN" w:bidi="hi_IN"/>
         </w:rPr>
         <w:t>) ने उसे विदेशी संधियों में शामिल होने के लिए प्रेरित किया, जो विदेशी राजाओं की बेटियों के साथ प्रथागत विवाहों द्वारा पुख्ता हुई। सुलैमान के परिणामस्वरूप आध्यात्मिक समझौता अंततः उसे मूर्तिपूजक देवताओं की आराधना को प्रायोजित करने के लिए प्रेरित करता है (</w:t>
       </w:r>
-      <w:hyperlink r:id="rId30">
-        <w:r>
-          <w:rPr>
-            <w:lang w:val="hi_IN" w:bidi="hi_IN"/>
-          </w:rPr>
-          <w:rPr>
-            <w:color w:val="0000EE"/>
-            <w:u w:val="single"/>
-          </w:rPr>
-          <w:t>11:1–8</w:t>
-        </w:r>
-      </w:hyperlink>
+      <w:r>
+        <w:rPr>
+          <w:lang w:val="hi_IN" w:bidi="hi_IN"/>
+        </w:rPr>
+        <w:t>11:1–8</w:t>
+      </w:r>
       <w:r>
         <w:rPr>
           <w:lang w:val="hi_IN" w:bidi="hi_IN"/>
         </w:rPr>
         <w:t>)। परमेश्वर ने तीसरी और अंतिम बार सुलैमान से भेंट की; इस बार उसने वाचा का सम्मान न करने के लिए सुलैमान को फटकार लगाई। सुलैमान की अविश्वास योग्यता अंततः उसकी मृत्यु के बाद राज्य के विभाजन का कारण बनी (</w:t>
       </w:r>
-      <w:hyperlink r:id="rId31">
-        <w:r>
-          <w:rPr>
-            <w:lang w:val="hi_IN" w:bidi="hi_IN"/>
-          </w:rPr>
-          <w:rPr>
-            <w:color w:val="0000EE"/>
-            <w:u w:val="single"/>
-          </w:rPr>
-          <w:t>11:9–13</w:t>
-        </w:r>
-      </w:hyperlink>
+      <w:r>
+        <w:rPr>
+          <w:lang w:val="hi_IN" w:bidi="hi_IN"/>
+        </w:rPr>
+        <w:t>11:9–13</w:t>
+      </w:r>
       <w:r>
         <w:rPr>
           <w:lang w:val="hi_IN" w:bidi="hi_IN"/>
@@ -773,54 +659,36 @@
         </w:rPr>
         <w:t>पुस्तक के दूसरे खंड (</w:t>
       </w:r>
-      <w:hyperlink r:id="rId32">
-        <w:r>
-          <w:rPr>
-            <w:lang w:val="hi_IN" w:bidi="hi_IN"/>
-          </w:rPr>
-          <w:rPr>
-            <w:color w:val="0000EE"/>
-            <w:u w:val="single"/>
-          </w:rPr>
-          <w:t>12:1–16:26</w:t>
-        </w:r>
-      </w:hyperlink>
+      <w:r>
+        <w:rPr>
+          <w:lang w:val="hi_IN" w:bidi="hi_IN"/>
+        </w:rPr>
+        <w:t>12:1–16:26</w:t>
+      </w:r>
       <w:r>
         <w:rPr>
           <w:lang w:val="hi_IN" w:bidi="hi_IN"/>
         </w:rPr>
         <w:t>) में बताया गया है कि परमेश्वर का न्याय सुलैमान की मृत्यु के तुरंत बाद आया। राजा रहूबियाम के शासनकाल की शुरुआत में, उत्तरी गोत्र ने जबरन श्रम और भारी कर से राहत की मांग की। रहूबियाम ने उनके अनुरोध को ठुकरा दिया और उनका विरोध किया, इसलिए उत्तरी गोत्र के लोगो ने विद्रोह कर दिया और उत्तर में इस्राएल के राज्य की स्थापना की, जिसमें यारोबाम प्रथम राजा बना। रहूबियाम दक्षिण में यहूदा के सिंहासन पर बना रहा, जो अब एक अलग राज्य था (</w:t>
       </w:r>
-      <w:hyperlink r:id="rId33">
-        <w:r>
-          <w:rPr>
-            <w:lang w:val="hi_IN" w:bidi="hi_IN"/>
-          </w:rPr>
-          <w:rPr>
-            <w:color w:val="0000EE"/>
-            <w:u w:val="single"/>
-          </w:rPr>
-          <w:t>12:1–24</w:t>
-        </w:r>
-      </w:hyperlink>
+      <w:r>
+        <w:rPr>
+          <w:lang w:val="hi_IN" w:bidi="hi_IN"/>
+        </w:rPr>
+        <w:t>12:1–24</w:t>
+      </w:r>
       <w:r>
         <w:rPr>
           <w:lang w:val="hi_IN" w:bidi="hi_IN"/>
         </w:rPr>
         <w:t>)। इसके बाद के युग में, इस्राएल के पहले दो राजवंशों (यारोबाम प्रथम से तिब्नी तक) ने उत्तरी राज्य को आध्यात्मिक रूप से गिरा दिया, जबकि यहूदा के राजाओं ने दक्षिणी राज्य को गिरा दिया। उत्तरी राज्य में राजनीतिक अस्थिरता थी, जिसमें शाही हत्याएं, सत्ता के लिए संघर्ष, और इस्राएल के कुख्यात तीसरे राजवंश की स्थापना शामिल थी, जिसकी स्थापना राजा ओम्री ने की थी, जो इस्राएल के सबसे शक्तिशाली और दुष्ट राजाओं में से एक था (</w:t>
       </w:r>
-      <w:hyperlink r:id="rId34">
-        <w:r>
-          <w:rPr>
-            <w:lang w:val="hi_IN" w:bidi="hi_IN"/>
-          </w:rPr>
-          <w:rPr>
-            <w:color w:val="0000EE"/>
-            <w:u w:val="single"/>
-          </w:rPr>
-          <w:t>16:25–26</w:t>
-        </w:r>
-      </w:hyperlink>
+      <w:r>
+        <w:rPr>
+          <w:lang w:val="hi_IN" w:bidi="hi_IN"/>
+        </w:rPr>
+        <w:t>16:25–26</w:t>
+      </w:r>
       <w:r>
         <w:rPr>
           <w:lang w:val="hi_IN" w:bidi="hi_IN"/>
@@ -841,54 +709,36 @@
         </w:rPr>
         <w:t>1 राजाओं का अंतिम भाग मुख्य रूप से ओम्री के पुत्र अहाब के शासनकाल को समर्पित है (</w:t>
       </w:r>
-      <w:hyperlink r:id="rId35">
-        <w:r>
-          <w:rPr>
-            <w:lang w:val="hi_IN" w:bidi="hi_IN"/>
-          </w:rPr>
-          <w:rPr>
-            <w:color w:val="0000EE"/>
-            <w:u w:val="single"/>
-          </w:rPr>
-          <w:t>16:29–22:40</w:t>
-        </w:r>
-      </w:hyperlink>
+      <w:r>
+        <w:rPr>
+          <w:lang w:val="hi_IN" w:bidi="hi_IN"/>
+        </w:rPr>
+        <w:t>16:29–22:40</w:t>
+      </w:r>
       <w:r>
         <w:rPr>
           <w:lang w:val="hi_IN" w:bidi="hi_IN"/>
         </w:rPr>
         <w:t>)। इस्राएल ने कनान के तूफान के देवता बाल की आराधना करना शुरू कर दिया था, इसलिए प्रभु ने एलिय्याह को अहाब का सामना करने और प्रभु की शक्ति का प्रदर्शन करने का आदेश दिया, जिससे पता चले कि केवल वही परमेश्वर है (</w:t>
       </w:r>
-      <w:hyperlink r:id="rId36">
-        <w:r>
-          <w:rPr>
-            <w:lang w:val="hi_IN" w:bidi="hi_IN"/>
-          </w:rPr>
-          <w:rPr>
-            <w:color w:val="0000EE"/>
-            <w:u w:val="single"/>
-          </w:rPr>
-          <w:t>17:1–18:46</w:t>
-        </w:r>
-      </w:hyperlink>
+      <w:r>
+        <w:rPr>
+          <w:lang w:val="hi_IN" w:bidi="hi_IN"/>
+        </w:rPr>
+        <w:t>17:1–18:46</w:t>
+      </w:r>
       <w:r>
         <w:rPr>
           <w:lang w:val="hi_IN" w:bidi="hi_IN"/>
         </w:rPr>
         <w:t>)। इसके बाद एलिय्याह रानी ईज़ेबेल के क्रोध से भाग गया, परन्तु परमेश्वर ने उसे पुनः बुलाया और एलीशा को उसका उत्तराधिकारी बनाकर पुनः नियुक्त किया (</w:t>
       </w:r>
-      <w:hyperlink r:id="rId37">
-        <w:r>
-          <w:rPr>
-            <w:lang w:val="hi_IN" w:bidi="hi_IN"/>
-          </w:rPr>
-          <w:rPr>
-            <w:color w:val="0000EE"/>
-            <w:u w:val="single"/>
-          </w:rPr>
-          <w:t>19:1–21</w:t>
-        </w:r>
-      </w:hyperlink>
+      <w:r>
+        <w:rPr>
+          <w:lang w:val="hi_IN" w:bidi="hi_IN"/>
+        </w:rPr>
+        <w:t>19:1–21</w:t>
+      </w:r>
       <w:r>
         <w:rPr>
           <w:lang w:val="hi_IN" w:bidi="hi_IN"/>
@@ -909,72 +759,48 @@
         </w:rPr>
         <w:t>राजनीतिक मोर्चे पर, राजा अहाब को अरामी राजा बेन्हदद से बार-बार चुनौतियों का सामना करना पड़ा, जिनके खिलाफ अहाब ने तीन अभियानों में युद्ध किया (</w:t>
       </w:r>
-      <w:hyperlink r:id="rId38">
-        <w:r>
-          <w:rPr>
-            <w:lang w:val="hi_IN" w:bidi="hi_IN"/>
-          </w:rPr>
-          <w:rPr>
-            <w:color w:val="0000EE"/>
-            <w:u w:val="single"/>
-          </w:rPr>
-          <w:t>20:1–25</w:t>
-        </w:r>
-      </w:hyperlink>
+      <w:r>
+        <w:rPr>
+          <w:lang w:val="hi_IN" w:bidi="hi_IN"/>
+        </w:rPr>
+        <w:t>20:1–25</w:t>
+      </w:r>
       <w:r>
         <w:rPr>
           <w:lang w:val="hi_IN" w:bidi="hi_IN"/>
         </w:rPr>
         <w:t xml:space="preserve">, </w:t>
       </w:r>
-      <w:hyperlink r:id="rId39">
-        <w:r>
-          <w:rPr>
-            <w:lang w:val="hi_IN" w:bidi="hi_IN"/>
-          </w:rPr>
-          <w:rPr>
-            <w:color w:val="0000EE"/>
-            <w:u w:val="single"/>
-          </w:rPr>
-          <w:t>26–43</w:t>
-        </w:r>
-      </w:hyperlink>
+      <w:r>
+        <w:rPr>
+          <w:lang w:val="hi_IN" w:bidi="hi_IN"/>
+        </w:rPr>
+        <w:t>26–43</w:t>
+      </w:r>
       <w:r>
         <w:rPr>
           <w:lang w:val="hi_IN" w:bidi="hi_IN"/>
         </w:rPr>
         <w:t xml:space="preserve">; </w:t>
       </w:r>
-      <w:hyperlink r:id="rId40">
-        <w:r>
-          <w:rPr>
-            <w:lang w:val="hi_IN" w:bidi="hi_IN"/>
-          </w:rPr>
-          <w:rPr>
-            <w:color w:val="0000EE"/>
-            <w:u w:val="single"/>
-          </w:rPr>
-          <w:t>22:1–40</w:t>
-        </w:r>
-      </w:hyperlink>
+      <w:r>
+        <w:rPr>
+          <w:lang w:val="hi_IN" w:bidi="hi_IN"/>
+        </w:rPr>
+        <w:t>22:1–40</w:t>
+      </w:r>
       <w:r>
         <w:rPr>
           <w:lang w:val="hi_IN" w:bidi="hi_IN"/>
         </w:rPr>
         <w:t>), जिनमें से अंतिम युद्ध में अहाब का जीवन समाप्त हो गया। दूसरे और तीसरे युद्ध के बीच, अहाब ने अपनी क्रूर पत्नी इज़ेबेल की मदद से नाबोत नामक एक निर्दोष व्यक्ति की हत्या कर दी और उसकी संपत्ति जब्त कर ली (</w:t>
       </w:r>
-      <w:hyperlink r:id="rId41">
-        <w:r>
-          <w:rPr>
-            <w:lang w:val="hi_IN" w:bidi="hi_IN"/>
-          </w:rPr>
-          <w:rPr>
-            <w:color w:val="0000EE"/>
-            <w:u w:val="single"/>
-          </w:rPr>
-          <w:t>21:1–29</w:t>
-        </w:r>
-      </w:hyperlink>
+      <w:r>
+        <w:rPr>
+          <w:lang w:val="hi_IN" w:bidi="hi_IN"/>
+        </w:rPr>
+        <w:t>21:1–29</w:t>
+      </w:r>
       <w:r>
         <w:rPr>
           <w:lang w:val="hi_IN" w:bidi="hi_IN"/>
@@ -995,72 +821,48 @@
         </w:rPr>
         <w:t>अहाब के शासनकाल की घटनाओं में परमेश्वर के भविष्यवक्ताओं का प्रमुख स्थान था। अरामियों के विरुद्ध अहाब के पहले दो युद्धों में, एक अज्ञात भविष्यवक्ता ने पहले राजा को सलाह दी (</w:t>
       </w:r>
-      <w:hyperlink r:id="rId42">
-        <w:r>
-          <w:rPr>
-            <w:lang w:val="hi_IN" w:bidi="hi_IN"/>
-          </w:rPr>
-          <w:rPr>
-            <w:color w:val="0000EE"/>
-            <w:u w:val="single"/>
-          </w:rPr>
-          <w:t>20:22</w:t>
-        </w:r>
-      </w:hyperlink>
+      <w:r>
+        <w:rPr>
+          <w:lang w:val="hi_IN" w:bidi="hi_IN"/>
+        </w:rPr>
+        <w:t>20:22</w:t>
+      </w:r>
       <w:r>
         <w:rPr>
           <w:lang w:val="hi_IN" w:bidi="hi_IN"/>
         </w:rPr>
         <w:t>) और फिर उसे फटकार लगाई (</w:t>
       </w:r>
-      <w:hyperlink r:id="rId43">
-        <w:r>
-          <w:rPr>
-            <w:lang w:val="hi_IN" w:bidi="hi_IN"/>
-          </w:rPr>
-          <w:rPr>
-            <w:color w:val="0000EE"/>
-            <w:u w:val="single"/>
-          </w:rPr>
-          <w:t>20:35–43</w:t>
-        </w:r>
-      </w:hyperlink>
+      <w:r>
+        <w:rPr>
+          <w:lang w:val="hi_IN" w:bidi="hi_IN"/>
+        </w:rPr>
+        <w:t>20:35–43</w:t>
+      </w:r>
       <w:r>
         <w:rPr>
           <w:lang w:val="hi_IN" w:bidi="hi_IN"/>
         </w:rPr>
         <w:t>)। भविष्यद्वक्ता एलिय्याह ने बाद में नाबोत की दाख की बारी पर अहाब के कब्जे की निंदा की (</w:t>
       </w:r>
-      <w:hyperlink r:id="rId41">
-        <w:r>
-          <w:rPr>
-            <w:lang w:val="hi_IN" w:bidi="hi_IN"/>
-          </w:rPr>
-          <w:rPr>
-            <w:color w:val="0000EE"/>
-            <w:u w:val="single"/>
-          </w:rPr>
-          <w:t>21:1–29</w:t>
-        </w:r>
-      </w:hyperlink>
+      <w:r>
+        <w:rPr>
+          <w:lang w:val="hi_IN" w:bidi="hi_IN"/>
+        </w:rPr>
+        <w:t>21:1–29</w:t>
+      </w:r>
       <w:r>
         <w:rPr>
           <w:lang w:val="hi_IN" w:bidi="hi_IN"/>
         </w:rPr>
         <w:t>)। फिर, अरामियों के खिलाफ अहाब की तीसरी लड़ाई से पहले, भविष्यद्वक्ता मीकायाह ने अहाब की आसन्न मृत्यु की चेतावनी दी (</w:t>
       </w:r>
-      <w:hyperlink r:id="rId44">
-        <w:r>
-          <w:rPr>
-            <w:lang w:val="hi_IN" w:bidi="hi_IN"/>
-          </w:rPr>
-          <w:rPr>
-            <w:color w:val="0000EE"/>
-            <w:u w:val="single"/>
-          </w:rPr>
-          <w:t>22:5–28</w:t>
-        </w:r>
-      </w:hyperlink>
+      <w:r>
+        <w:rPr>
+          <w:lang w:val="hi_IN" w:bidi="hi_IN"/>
+        </w:rPr>
+        <w:t>22:5–28</w:t>
+      </w:r>
       <w:r>
         <w:rPr>
           <w:lang w:val="hi_IN" w:bidi="hi_IN"/>
@@ -1081,36 +883,24 @@
         </w:rPr>
         <w:t>1 राजाओं की पुस्तक यहूदा के राजा यहोशापात के चरित्र और शासन के बारे में एक संक्षिप्त विवरण के साथ समाप्त होती है (</w:t>
       </w:r>
-      <w:hyperlink r:id="rId45">
-        <w:r>
-          <w:rPr>
-            <w:lang w:val="hi_IN" w:bidi="hi_IN"/>
-          </w:rPr>
-          <w:rPr>
-            <w:color w:val="0000EE"/>
-            <w:u w:val="single"/>
-          </w:rPr>
-          <w:t>22:41–50</w:t>
-        </w:r>
-      </w:hyperlink>
+      <w:r>
+        <w:rPr>
+          <w:lang w:val="hi_IN" w:bidi="hi_IN"/>
+        </w:rPr>
+        <w:t>22:41–50</w:t>
+      </w:r>
       <w:r>
         <w:rPr>
           <w:lang w:val="hi_IN" w:bidi="hi_IN"/>
         </w:rPr>
         <w:t>) और अहाब के उत्तराधिकारी, अहज्याह (</w:t>
       </w:r>
-      <w:hyperlink r:id="rId46">
-        <w:r>
-          <w:rPr>
-            <w:lang w:val="hi_IN" w:bidi="hi_IN"/>
-          </w:rPr>
-          <w:rPr>
-            <w:color w:val="0000EE"/>
-            <w:u w:val="single"/>
-          </w:rPr>
-          <w:t>22:51–53</w:t>
-        </w:r>
-      </w:hyperlink>
+      <w:r>
+        <w:rPr>
+          <w:lang w:val="hi_IN" w:bidi="hi_IN"/>
+        </w:rPr>
+        <w:t>22:51–53</w:t>
+      </w:r>
       <w:r>
         <w:rPr>
           <w:lang w:val="hi_IN" w:bidi="hi_IN"/>
@@ -1169,36 +959,24 @@
         </w:rPr>
         <w:t xml:space="preserve">यह अनिश्चित है कि क्या लेखक अभी भी जीवित था और उसने यहोयाकीन की रिहाई के बारे में अंतिम परिशिष्ट लिखा था (561 ईसा पूर्व; </w:t>
       </w:r>
-      <w:hyperlink r:id="rId47">
-        <w:r>
-          <w:rPr>
-            <w:lang w:val="hi_IN" w:bidi="hi_IN"/>
-          </w:rPr>
-          <w:rPr>
-            <w:color w:val="0000EE"/>
-            <w:u w:val="single"/>
-          </w:rPr>
-          <w:t>2 रा 25:27–30</w:t>
-        </w:r>
-      </w:hyperlink>
+      <w:r>
+        <w:rPr>
+          <w:lang w:val="hi_IN" w:bidi="hi_IN"/>
+        </w:rPr>
+        <w:t>2 रा 25:27–30</w:t>
+      </w:r>
       <w:r>
         <w:rPr>
           <w:lang w:val="hi_IN" w:bidi="hi_IN"/>
         </w:rPr>
         <w:t xml:space="preserve">; तुलना करें </w:t>
       </w:r>
-      <w:hyperlink r:id="rId48">
-        <w:r>
-          <w:rPr>
-            <w:lang w:val="hi_IN" w:bidi="hi_IN"/>
-          </w:rPr>
-          <w:rPr>
-            <w:color w:val="0000EE"/>
-            <w:u w:val="single"/>
-          </w:rPr>
-          <w:t>यिर्म 52:31–34</w:t>
-        </w:r>
-      </w:hyperlink>
+      <w:r>
+        <w:rPr>
+          <w:lang w:val="hi_IN" w:bidi="hi_IN"/>
+        </w:rPr>
+        <w:t>यिर्म 52:31–34</w:t>
+      </w:r>
       <w:r>
         <w:rPr>
           <w:lang w:val="hi_IN" w:bidi="hi_IN"/>
@@ -1244,18 +1022,12 @@
         </w:rPr>
         <w:t>क्योंकि 2 राजाओं में 586 ईसा पूर्व में यरूशलेम के पतन का वर्णन है (</w:t>
       </w:r>
-      <w:hyperlink r:id="rId49">
-        <w:r>
-          <w:rPr>
-            <w:lang w:val="hi_IN" w:bidi="hi_IN"/>
-          </w:rPr>
-          <w:rPr>
-            <w:color w:val="0000EE"/>
-            <w:u w:val="single"/>
-          </w:rPr>
-          <w:t>2 राजा 24:18–25:21</w:t>
-        </w:r>
-      </w:hyperlink>
+      <w:r>
+        <w:rPr>
+          <w:lang w:val="hi_IN" w:bidi="hi_IN"/>
+        </w:rPr>
+        <w:t>2 राजा 24:18–25:21</w:t>
+      </w:r>
       <w:r>
         <w:rPr>
           <w:lang w:val="hi_IN" w:bidi="hi_IN"/>
@@ -1276,36 +1048,24 @@
         </w:rPr>
         <w:t xml:space="preserve">विभिन्न राजाओं के शासनकाल की तिथि निर्धारण और 1–2 राजाओं की कालानुक्रमिक व्यवस्था कुछ हद तक समस्याग्रस्त है, लेकिन अवधि की सामान्य तिथि निर्धारण स्पष्ट प्रतीत होती है। 1 राजाओं के पुस्तक की मूल अवधि लगभग 973 ईसा पूर्व (यरूशलेम में दाऊद के शासनकाल के लगभग अंतिम दो वर्षों सहित, </w:t>
       </w:r>
-      <w:hyperlink r:id="rId50">
-        <w:r>
-          <w:rPr>
-            <w:lang w:val="hi_IN" w:bidi="hi_IN"/>
-          </w:rPr>
-          <w:rPr>
-            <w:color w:val="0000EE"/>
-            <w:u w:val="single"/>
-          </w:rPr>
-          <w:t>2 शमू 5:4–5</w:t>
-        </w:r>
-      </w:hyperlink>
+      <w:r>
+        <w:rPr>
+          <w:lang w:val="hi_IN" w:bidi="hi_IN"/>
+        </w:rPr>
+        <w:t>2 शमू 5:4–5</w:t>
+      </w:r>
       <w:r>
         <w:rPr>
           <w:lang w:val="hi_IN" w:bidi="hi_IN"/>
         </w:rPr>
         <w:t>) से लेकर लगभग 853 ईसा पूर्व तक फैली हुई है, जो यहूदा के यहोशापात (872–848 ईसा पूर्व) और इस्राएल के अहज्याह (853–852 ईसा पूर्व) के शासनकाल के दौरान थी। दूसरा राजाओं की पुस्तक वहीं से शुरू होता है जहाँ 1 राजाओं की पुस्तक समाप्त होती है (मूल रूप से, 1–2 राजाओं की पुस्तक एक पुस्तक थी)। 2 राजाओं (</w:t>
       </w:r>
-      <w:hyperlink r:id="rId47">
-        <w:r>
-          <w:rPr>
-            <w:lang w:val="hi_IN" w:bidi="hi_IN"/>
-          </w:rPr>
-          <w:rPr>
-            <w:color w:val="0000EE"/>
-            <w:u w:val="single"/>
-          </w:rPr>
-          <w:t>2 रा 25:27–30</w:t>
-        </w:r>
-      </w:hyperlink>
+      <w:r>
+        <w:rPr>
+          <w:lang w:val="hi_IN" w:bidi="hi_IN"/>
+        </w:rPr>
+        <w:t>2 रा 25:27–30</w:t>
+      </w:r>
       <w:r>
         <w:rPr>
           <w:lang w:val="hi_IN" w:bidi="hi_IN"/>
@@ -1362,36 +1122,24 @@
         </w:rPr>
         <w:t>1 राजाओं की पुस्तक की प्राथमिक चिंता इस्राएल की आध्यात्मिक स्थिति है: इस्राएल के शासकों और लोगों ने परमेश्वर की वाचाओं को कितनी अच्छी तरह से निभाया? दाऊद के साथ परमेश्वर की विशेष वाचा में इस्राएल के राजा और उसके राज्य को आशीष देने की शर्तें थीं (</w:t>
       </w:r>
-      <w:hyperlink r:id="rId51">
-        <w:r>
-          <w:rPr>
-            <w:lang w:val="hi_IN" w:bidi="hi_IN"/>
-          </w:rPr>
-          <w:rPr>
-            <w:color w:val="0000EE"/>
-            <w:u w:val="single"/>
-          </w:rPr>
-          <w:t>2 शमू 7:12–16</w:t>
-        </w:r>
-      </w:hyperlink>
+      <w:r>
+        <w:rPr>
+          <w:lang w:val="hi_IN" w:bidi="hi_IN"/>
+        </w:rPr>
+        <w:t>2 शमू 7:12–16</w:t>
+      </w:r>
       <w:r>
         <w:rPr>
           <w:lang w:val="hi_IN" w:bidi="hi_IN"/>
         </w:rPr>
         <w:t xml:space="preserve">; </w:t>
       </w:r>
-      <w:hyperlink r:id="rId52">
-        <w:r>
-          <w:rPr>
-            <w:lang w:val="hi_IN" w:bidi="hi_IN"/>
-          </w:rPr>
-          <w:rPr>
-            <w:color w:val="0000EE"/>
-            <w:u w:val="single"/>
-          </w:rPr>
-          <w:t>भजन 89:20–37</w:t>
-        </w:r>
-      </w:hyperlink>
+      <w:r>
+        <w:rPr>
+          <w:lang w:val="hi_IN" w:bidi="hi_IN"/>
+        </w:rPr>
+        <w:t>भजन 89:20–37</w:t>
+      </w:r>
       <w:r>
         <w:rPr>
           <w:lang w:val="hi_IN" w:bidi="hi_IN"/>
@@ -1412,36 +1160,24 @@
         </w:rPr>
         <w:t>1 राजाओं की पुस्तक परमेश्वर के भविष्यवक्ताओं की भूमिका पर जोर देती है, जो राजाओं को सलाह, चेतावनी और उपदेश देते हैं। विशेष ध्यान एलिय्याह की सेवकाई पर दिया गया है (</w:t>
       </w:r>
-      <w:hyperlink r:id="rId53">
-        <w:r>
-          <w:rPr>
-            <w:lang w:val="hi_IN" w:bidi="hi_IN"/>
-          </w:rPr>
-          <w:rPr>
-            <w:color w:val="0000EE"/>
-            <w:u w:val="single"/>
-          </w:rPr>
-          <w:t>1 रा 17:1–19:21</w:t>
-        </w:r>
-      </w:hyperlink>
+      <w:r>
+        <w:rPr>
+          <w:lang w:val="hi_IN" w:bidi="hi_IN"/>
+        </w:rPr>
+        <w:t>1 रा 17:1–19:21</w:t>
+      </w:r>
       <w:r>
         <w:rPr>
           <w:lang w:val="hi_IN" w:bidi="hi_IN"/>
         </w:rPr>
         <w:t xml:space="preserve">; </w:t>
       </w:r>
-      <w:hyperlink r:id="rId41">
-        <w:r>
-          <w:rPr>
-            <w:lang w:val="hi_IN" w:bidi="hi_IN"/>
-          </w:rPr>
-          <w:rPr>
-            <w:color w:val="0000EE"/>
-            <w:u w:val="single"/>
-          </w:rPr>
-          <w:t>21:1–29</w:t>
-        </w:r>
-      </w:hyperlink>
+      <w:r>
+        <w:rPr>
+          <w:lang w:val="hi_IN" w:bidi="hi_IN"/>
+        </w:rPr>
+        <w:t>21:1–29</w:t>
+      </w:r>
       <w:r>
         <w:rPr>
           <w:lang w:val="hi_IN" w:bidi="hi_IN"/>
@@ -1474,18 +1210,12 @@
         </w:rPr>
         <w:t>” (</w:t>
       </w:r>
-      <w:hyperlink r:id="rId54">
-        <w:r>
-          <w:rPr>
-            <w:lang w:val="hi_IN" w:bidi="hi_IN"/>
-          </w:rPr>
-          <w:rPr>
-            <w:color w:val="0000EE"/>
-            <w:u w:val="single"/>
-          </w:rPr>
-          <w:t>1 यूह 5:21</w:t>
-        </w:r>
-      </w:hyperlink>
+      <w:r>
+        <w:rPr>
+          <w:lang w:val="hi_IN" w:bidi="hi_IN"/>
+        </w:rPr>
+        <w:t>1 यूह 5:21</w:t>
+      </w:r>
       <w:r>
         <w:rPr>
           <w:lang w:val="hi_IN" w:bidi="hi_IN"/>
